--- a/HW04_A2_17913373036850145.docx
+++ b/HW04_A2_17913373036850145.docx
@@ -356,6 +356,7 @@
             <w:pPr>
               <w:spacing w:after="0" w:before="0" w:line="252" w:lineRule="auto"/>
             </w:pPr>
+            <w:commentRangeStart w:id="0"/>
             <w:r>
               <w:rPr>
                 <w:rFonts w:ascii="Courier New" w:hAnsi="Courier New"/>
@@ -363,6 +364,13 @@
                 <w:sz w:val="19"/>
               </w:rPr>
               <w:t xml:space="preserve">        self.__RegNumber = RegNumber</w:t>
+            </w:r>
+            <w:commentRangeEnd w:id="0"/>
+            <w:r>
+              <w:rPr>
+                <w:rStyle w:val="CommentReference"/>
+              </w:rPr>
+              <w:commentReference w:id="0"/>
             </w:r>
           </w:p>
           <w:p>
@@ -2785,6 +2793,27 @@
     </w:sectPr>
   </w:body>
 </w:document>
+</file>
+
+<file path=word/comments.xml><?xml version="1.0" encoding="utf-8"?>
+<w:comments xmlns:a="http://schemas.openxmlformats.org/drawingml/2006/main" xmlns:pic="http://schemas.openxmlformats.org/drawingml/2006/picture" xmlns:r="http://schemas.openxmlformats.org/officeDocument/2006/relationships" xmlns:w="http://schemas.openxmlformats.org/wordprocessingml/2006/main" xmlns:wp="http://schemas.openxmlformats.org/drawingml/2006/wordprocessingDrawing" xmlns:mc="http://schemas.openxmlformats.org/markup-compatibility/2006" xmlns:a14="http://schemas.microsoft.com/office/drawing/2010/main" xmlns:w14="http://schemas.microsoft.com/office/word/2010/wordml" xmlns:wpc="http://schemas.microsoft.com/office/word/2010/wordprocessingCanvas">
+  <w:comment w:id="0" w:author="Teacher" w:initials="T" w:date="2026-10-24T03:04:46Z">
+    <w:p>
+      <w:pPr>
+        <w:pStyle w:val="CommentText"/>
+      </w:pPr>
+      <w:r>
+        <w:rPr>
+          <w:rStyle w:val="CommentReference"/>
+        </w:rPr>
+        <w:annotationRef/>
+      </w:r>
+      <w:r>
+        <w:t>11/12 - The attributes are not annotated with their data type and access level, as required by the class rule. Put the annotation on the attribute line itself, e.g. self.__RegNumber = RegNumber   # string, private (-1)</w:t>
+      </w:r>
+    </w:p>
+  </w:comment>
+</w:comments>
 </file>
 
 <file path=word/endnotes.xml><?xml version="1.0" encoding="utf-8"?>
